--- a/en/wisdom-stories/land-and-homeland.docx
+++ b/en/wisdom-stories/land-and-homeland.docx
@@ -27,7 +27,7 @@
         <w:rPr>
           <w:lang/>
         </w:rPr>
-        <w:t>Mix soil with water, and it becomes mud. Let blood be shed in its defence, and it becomes a homeland.</w:t>
+        <w:t xml:space="preserve">Mix soil with water, and it becomes mud. Let blood be shed in its defense, and it becomes a homeland.</w:t>
       </w:r>
     </w:p>
     <w:p>
@@ -48,7 +48,7 @@
         <w:rPr>
           <w:lang/>
         </w:rPr>
-        <w:t xml:space="preserve"> A homeland is more than the place we live. It holds the sacrifices and memories of those who protected it and entrusted it to us. Honouring that legacy means remembering them and building a peaceful future for generations to come.</w:t>
+        <w:t xml:space="preserve"> A homeland is more than the place we live. It holds the sacrifices and memories of those who protected it and entrusted it to us. Honoring that legacy means remembering them and building a peaceful future for generations to come.</w:t>
       </w:r>
     </w:p>
     <w:p>
